--- a/Fase 2/Evidencias Proyecto/Documento de inicio de proyecto.docx
+++ b/Fase 2/Evidencias Proyecto/Documento de inicio de proyecto.docx
@@ -4,7 +4,8 @@
   <w:body>
     <w:p>
       <w:pPr>
-        <w:spacing w:before="760"/>
+        <w:spacing w:before="760" w:line="360" w:lineRule="auto"/>
+        <w:jc w:val="both"/>
         <w:rPr>
           <w:rFonts w:ascii="Arial" w:hAnsi="Arial" w:cs="Arial"/>
           <w:lang w:val="es-CL"/>
@@ -23,7 +24,8 @@
     <w:p>
       <w:pPr>
         <w:pStyle w:val="Title"/>
-        <w:spacing w:before="480" w:after="360"/>
+        <w:spacing w:before="480" w:after="360" w:line="360" w:lineRule="auto"/>
+        <w:jc w:val="center"/>
         <w:rPr>
           <w:rFonts w:ascii="Arial" w:hAnsi="Arial" w:cs="Arial"/>
           <w:lang w:val="es-CL"/>
@@ -49,6 +51,7 @@
     <w:p>
       <w:pPr>
         <w:pStyle w:val="Subtitle"/>
+        <w:spacing w:line="360" w:lineRule="auto"/>
         <w:jc w:val="center"/>
         <w:rPr>
           <w:rFonts w:ascii="Arial" w:hAnsi="Arial" w:cs="Arial"/>
@@ -82,6 +85,7 @@
     <w:p>
       <w:pPr>
         <w:pStyle w:val="Subtitle"/>
+        <w:spacing w:line="360" w:lineRule="auto"/>
         <w:jc w:val="center"/>
         <w:rPr>
           <w:rFonts w:ascii="Arial" w:hAnsi="Arial" w:cs="Arial"/>
@@ -107,8 +111,8 @@
     </w:p>
     <w:p>
       <w:pPr>
-        <w:spacing w:before="760"/>
-        <w:jc w:val="right"/>
+        <w:spacing w:before="760" w:line="360" w:lineRule="auto"/>
+        <w:jc w:val="both"/>
         <w:rPr>
           <w:rFonts w:ascii="Arial" w:hAnsi="Arial" w:cs="Arial"/>
           <w:b/>
@@ -119,8 +123,8 @@
     </w:p>
     <w:p>
       <w:pPr>
-        <w:spacing w:before="760"/>
-        <w:jc w:val="right"/>
+        <w:spacing w:before="760" w:line="360" w:lineRule="auto"/>
+        <w:jc w:val="both"/>
         <w:rPr>
           <w:rFonts w:ascii="Arial" w:hAnsi="Arial" w:cs="Arial"/>
           <w:b/>
@@ -131,8 +135,8 @@
     </w:p>
     <w:p>
       <w:pPr>
-        <w:spacing w:before="760"/>
-        <w:jc w:val="center"/>
+        <w:spacing w:before="760" w:line="360" w:lineRule="auto"/>
+        <w:jc w:val="both"/>
         <w:rPr>
           <w:rFonts w:ascii="Arial" w:hAnsi="Arial" w:cs="Arial"/>
           <w:b/>
@@ -143,7 +147,7 @@
     </w:p>
     <w:p>
       <w:pPr>
-        <w:spacing w:before="760"/>
+        <w:spacing w:before="760" w:line="360" w:lineRule="auto"/>
         <w:jc w:val="right"/>
         <w:rPr>
           <w:rFonts w:ascii="Arial" w:hAnsi="Arial" w:cs="Arial"/>
@@ -162,6 +166,7 @@
     </w:p>
     <w:p>
       <w:pPr>
+        <w:spacing w:line="360" w:lineRule="auto"/>
         <w:jc w:val="right"/>
         <w:rPr>
           <w:rFonts w:ascii="Arial" w:hAnsi="Arial" w:cs="Arial"/>
@@ -194,6 +199,8 @@
     </w:p>
     <w:p>
       <w:pPr>
+        <w:spacing w:line="360" w:lineRule="auto"/>
+        <w:jc w:val="both"/>
         <w:rPr>
           <w:rFonts w:ascii="Arial" w:hAnsi="Arial" w:cs="Arial"/>
           <w:lang w:val="es-CL"/>
@@ -202,6 +209,8 @@
     </w:p>
     <w:p>
       <w:pPr>
+        <w:spacing w:line="360" w:lineRule="auto"/>
+        <w:jc w:val="both"/>
         <w:rPr>
           <w:rFonts w:ascii="Arial" w:hAnsi="Arial" w:cs="Arial"/>
           <w:lang w:val="es-CL"/>
@@ -210,6 +219,8 @@
     </w:p>
     <w:p>
       <w:pPr>
+        <w:spacing w:line="360" w:lineRule="auto"/>
+        <w:jc w:val="both"/>
         <w:rPr>
           <w:rFonts w:ascii="Arial" w:hAnsi="Arial" w:cs="Arial"/>
           <w:lang w:val="es-CL"/>
@@ -218,6 +229,8 @@
     </w:p>
     <w:p>
       <w:pPr>
+        <w:spacing w:line="360" w:lineRule="auto"/>
+        <w:jc w:val="right"/>
         <w:rPr>
           <w:rFonts w:ascii="Arial" w:hAnsi="Arial" w:cs="Arial"/>
           <w:lang w:val="es-CL"/>
@@ -226,22 +239,8 @@
     </w:p>
     <w:p>
       <w:pPr>
-        <w:rPr>
-          <w:rFonts w:ascii="Arial" w:hAnsi="Arial" w:cs="Arial"/>
-          <w:lang w:val="es-CL"/>
-        </w:rPr>
-      </w:pPr>
-    </w:p>
-    <w:p>
-      <w:pPr>
-        <w:rPr>
-          <w:rFonts w:ascii="Arial" w:hAnsi="Arial" w:cs="Arial"/>
-          <w:lang w:val="es-CL"/>
-        </w:rPr>
-      </w:pPr>
-    </w:p>
-    <w:p>
-      <w:pPr>
+        <w:spacing w:line="360" w:lineRule="auto"/>
+        <w:jc w:val="right"/>
         <w:rPr>
           <w:rFonts w:ascii="Arial" w:hAnsi="Arial" w:cs="Arial"/>
           <w:lang w:val="es-CL"/>
@@ -257,6 +256,8 @@
     </w:p>
     <w:p>
       <w:pPr>
+        <w:spacing w:line="360" w:lineRule="auto"/>
+        <w:jc w:val="both"/>
         <w:rPr>
           <w:rFonts w:ascii="Arial" w:hAnsi="Arial" w:cs="Arial"/>
           <w:lang w:val="es-CL"/>
@@ -267,39 +268,8 @@
           <w:rFonts w:ascii="Arial" w:hAnsi="Arial" w:cs="Arial"/>
           <w:lang w:val="es-CL"/>
         </w:rPr>
-        <w:t>Revisión documental 04 de octubre de 2026</w:t>
-      </w:r>
-      <w:r>
-        <w:rPr>
-          <w:rFonts w:ascii="Arial" w:hAnsi="Arial" w:cs="Arial"/>
-          <w:lang w:val="es-CL"/>
-        </w:rPr>
-        <w:br/>
-        <w:t>Estados de Scrum al 03 de octubre de 2026</w:t>
-      </w:r>
-    </w:p>
-    <w:p>
-      <w:pPr>
-        <w:rPr>
-          <w:rFonts w:ascii="Arial" w:hAnsi="Arial" w:cs="Arial"/>
-          <w:lang w:val="es-CL"/>
-        </w:rPr>
-      </w:pPr>
-      <w:r>
-        <w:rPr>
-          <w:rFonts w:ascii="Arial" w:hAnsi="Arial" w:cs="Arial"/>
-          <w:lang w:val="es-CL"/>
-        </w:rPr>
         <w:br w:type="page"/>
       </w:r>
-    </w:p>
-    <w:p>
-      <w:pPr>
-        <w:pStyle w:val="Heading1"/>
-        <w:rPr>
-          <w:rFonts w:ascii="Arial" w:hAnsi="Arial" w:cs="Arial"/>
-        </w:rPr>
-      </w:pPr>
       <w:bookmarkStart w:id="0" w:name="_Toc242035810"/>
       <w:proofErr w:type="spellStart"/>
       <w:r>
@@ -337,6 +307,8 @@
         <w:p>
           <w:pPr>
             <w:pStyle w:val="TOCHeading"/>
+            <w:spacing w:line="360" w:lineRule="auto"/>
+            <w:jc w:val="both"/>
             <w:rPr>
               <w:rFonts w:ascii="Arial" w:hAnsi="Arial" w:cs="Arial"/>
             </w:rPr>
@@ -354,6 +326,8 @@
             <w:tabs>
               <w:tab w:val="right" w:leader="dot" w:pos="9638"/>
             </w:tabs>
+            <w:spacing w:line="360" w:lineRule="auto"/>
+            <w:jc w:val="both"/>
             <w:rPr>
               <w:rFonts w:ascii="Arial" w:hAnsi="Arial" w:cs="Arial"/>
               <w:noProof/>
@@ -449,6 +423,8 @@
             <w:tabs>
               <w:tab w:val="right" w:leader="dot" w:pos="9638"/>
             </w:tabs>
+            <w:spacing w:line="360" w:lineRule="auto"/>
+            <w:jc w:val="both"/>
             <w:rPr>
               <w:rFonts w:ascii="Arial" w:hAnsi="Arial" w:cs="Arial"/>
               <w:noProof/>
@@ -527,6 +503,8 @@
             <w:tabs>
               <w:tab w:val="right" w:leader="dot" w:pos="9638"/>
             </w:tabs>
+            <w:spacing w:line="360" w:lineRule="auto"/>
+            <w:jc w:val="both"/>
             <w:rPr>
               <w:rFonts w:ascii="Arial" w:hAnsi="Arial" w:cs="Arial"/>
               <w:noProof/>
@@ -605,6 +583,8 @@
             <w:tabs>
               <w:tab w:val="right" w:leader="dot" w:pos="9638"/>
             </w:tabs>
+            <w:spacing w:line="360" w:lineRule="auto"/>
+            <w:jc w:val="both"/>
             <w:rPr>
               <w:rFonts w:ascii="Arial" w:hAnsi="Arial" w:cs="Arial"/>
               <w:noProof/>
@@ -683,6 +663,8 @@
             <w:tabs>
               <w:tab w:val="right" w:leader="dot" w:pos="9638"/>
             </w:tabs>
+            <w:spacing w:line="360" w:lineRule="auto"/>
+            <w:jc w:val="both"/>
             <w:rPr>
               <w:rFonts w:ascii="Arial" w:hAnsi="Arial" w:cs="Arial"/>
               <w:noProof/>
@@ -761,6 +743,8 @@
             <w:tabs>
               <w:tab w:val="right" w:leader="dot" w:pos="9638"/>
             </w:tabs>
+            <w:spacing w:line="360" w:lineRule="auto"/>
+            <w:jc w:val="both"/>
             <w:rPr>
               <w:rFonts w:ascii="Arial" w:hAnsi="Arial" w:cs="Arial"/>
               <w:noProof/>
@@ -839,6 +823,8 @@
             <w:tabs>
               <w:tab w:val="right" w:leader="dot" w:pos="9638"/>
             </w:tabs>
+            <w:spacing w:line="360" w:lineRule="auto"/>
+            <w:jc w:val="both"/>
             <w:rPr>
               <w:rFonts w:ascii="Arial" w:hAnsi="Arial" w:cs="Arial"/>
               <w:noProof/>
@@ -917,6 +903,8 @@
             <w:tabs>
               <w:tab w:val="right" w:leader="dot" w:pos="9638"/>
             </w:tabs>
+            <w:spacing w:line="360" w:lineRule="auto"/>
+            <w:jc w:val="both"/>
             <w:rPr>
               <w:rFonts w:ascii="Arial" w:hAnsi="Arial" w:cs="Arial"/>
               <w:noProof/>
@@ -995,6 +983,8 @@
             <w:tabs>
               <w:tab w:val="right" w:leader="dot" w:pos="9638"/>
             </w:tabs>
+            <w:spacing w:line="360" w:lineRule="auto"/>
+            <w:jc w:val="both"/>
             <w:rPr>
               <w:rFonts w:ascii="Arial" w:hAnsi="Arial" w:cs="Arial"/>
               <w:noProof/>
@@ -1072,6 +1062,8 @@
             <w:tabs>
               <w:tab w:val="right" w:leader="dot" w:pos="9638"/>
             </w:tabs>
+            <w:spacing w:line="360" w:lineRule="auto"/>
+            <w:jc w:val="both"/>
             <w:rPr>
               <w:rFonts w:ascii="Arial" w:hAnsi="Arial" w:cs="Arial"/>
               <w:noProof/>
@@ -1149,6 +1141,8 @@
             <w:tabs>
               <w:tab w:val="right" w:leader="dot" w:pos="9638"/>
             </w:tabs>
+            <w:spacing w:line="360" w:lineRule="auto"/>
+            <w:jc w:val="both"/>
             <w:rPr>
               <w:rFonts w:ascii="Arial" w:hAnsi="Arial" w:cs="Arial"/>
               <w:noProof/>
@@ -1223,6 +1217,8 @@
         </w:p>
         <w:p>
           <w:pPr>
+            <w:spacing w:line="360" w:lineRule="auto"/>
+            <w:jc w:val="both"/>
             <w:rPr>
               <w:rFonts w:ascii="Arial" w:hAnsi="Arial" w:cs="Arial"/>
             </w:rPr>
@@ -1241,6 +1237,8 @@
     </w:sdt>
     <w:p>
       <w:pPr>
+        <w:spacing w:line="360" w:lineRule="auto"/>
+        <w:jc w:val="both"/>
         <w:rPr>
           <w:rFonts w:ascii="Arial" w:hAnsi="Arial" w:cs="Arial"/>
         </w:rPr>
@@ -1255,6 +1253,8 @@
     <w:p>
       <w:pPr>
         <w:pStyle w:val="Heading1"/>
+        <w:spacing w:line="360" w:lineRule="auto"/>
+        <w:jc w:val="both"/>
         <w:rPr>
           <w:rFonts w:ascii="Arial" w:hAnsi="Arial" w:cs="Arial"/>
           <w:lang w:val="es-CL"/>
@@ -1289,6 +1289,8 @@
     </w:p>
     <w:p>
       <w:pPr>
+        <w:spacing w:line="360" w:lineRule="auto"/>
+        <w:jc w:val="both"/>
         <w:rPr>
           <w:rFonts w:ascii="Arial" w:hAnsi="Arial" w:cs="Arial"/>
           <w:lang w:val="es-CL"/>
@@ -1329,6 +1331,8 @@
     </w:p>
     <w:p>
       <w:pPr>
+        <w:spacing w:line="360" w:lineRule="auto"/>
+        <w:jc w:val="both"/>
         <w:rPr>
           <w:rFonts w:ascii="Arial" w:hAnsi="Arial" w:cs="Arial"/>
           <w:lang w:val="es-CL"/>
@@ -1424,6 +1428,8 @@
     </w:p>
     <w:p>
       <w:pPr>
+        <w:spacing w:line="360" w:lineRule="auto"/>
+        <w:jc w:val="both"/>
         <w:rPr>
           <w:rFonts w:ascii="Arial" w:hAnsi="Arial" w:cs="Arial"/>
           <w:lang w:val="es-CL"/>
@@ -1472,6 +1478,8 @@
     <w:p>
       <w:pPr>
         <w:pStyle w:val="Heading1"/>
+        <w:spacing w:line="360" w:lineRule="auto"/>
+        <w:jc w:val="both"/>
         <w:rPr>
           <w:rFonts w:ascii="Arial" w:hAnsi="Arial" w:cs="Arial"/>
           <w:lang w:val="es-CL"/>
@@ -1498,6 +1506,8 @@
     </w:p>
     <w:p>
       <w:pPr>
+        <w:spacing w:line="360" w:lineRule="auto"/>
+        <w:jc w:val="both"/>
         <w:rPr>
           <w:rFonts w:ascii="Arial" w:hAnsi="Arial" w:cs="Arial"/>
           <w:lang w:val="es-CL"/>
@@ -1529,6 +1539,8 @@
     </w:p>
     <w:p>
       <w:pPr>
+        <w:spacing w:line="360" w:lineRule="auto"/>
+        <w:jc w:val="both"/>
         <w:rPr>
           <w:rFonts w:ascii="Arial" w:hAnsi="Arial" w:cs="Arial"/>
           <w:lang w:val="es-CL"/>
@@ -1544,6 +1556,8 @@
     </w:p>
     <w:p>
       <w:pPr>
+        <w:spacing w:line="360" w:lineRule="auto"/>
+        <w:jc w:val="both"/>
         <w:rPr>
           <w:rFonts w:ascii="Arial" w:hAnsi="Arial" w:cs="Arial"/>
           <w:lang w:val="es-CL"/>
@@ -1576,6 +1590,8 @@
     <w:p>
       <w:pPr>
         <w:pStyle w:val="Heading1"/>
+        <w:spacing w:line="360" w:lineRule="auto"/>
+        <w:jc w:val="both"/>
         <w:rPr>
           <w:rFonts w:ascii="Arial" w:hAnsi="Arial" w:cs="Arial"/>
           <w:lang w:val="es-CL"/>
@@ -1587,6 +1603,7 @@
           <w:rFonts w:ascii="Arial" w:hAnsi="Arial" w:cs="Arial"/>
           <w:lang w:val="es-CL"/>
         </w:rPr>
+        <w:lastRenderedPageBreak/>
         <w:t xml:space="preserve">3 </w:t>
       </w:r>
       <w:proofErr w:type="gramStart"/>
@@ -1609,6 +1626,8 @@
     </w:p>
     <w:p>
       <w:pPr>
+        <w:spacing w:line="360" w:lineRule="auto"/>
+        <w:jc w:val="both"/>
         <w:rPr>
           <w:rFonts w:ascii="Arial" w:hAnsi="Arial" w:cs="Arial"/>
           <w:lang w:val="es-CL"/>
@@ -1624,6 +1643,8 @@
     </w:p>
     <w:p>
       <w:pPr>
+        <w:spacing w:line="360" w:lineRule="auto"/>
+        <w:jc w:val="both"/>
         <w:rPr>
           <w:rFonts w:ascii="Arial" w:hAnsi="Arial" w:cs="Arial"/>
           <w:lang w:val="es-CL"/>
@@ -1643,19 +1664,13 @@
           <w:rFonts w:ascii="Arial" w:hAnsi="Arial" w:cs="Arial"/>
           <w:lang w:val="es-CL"/>
         </w:rPr>
-        <w:t xml:space="preserve"> se justifica por concentrar esos procesos y ofrecer trazabilidad por usuario, negocio y fecha. Su condición de PWA reduce la necesidad de distribuir aplicaciones nativas distintas. La utilidad del reconocimiento visual se concentra en evitar búsquedas o digitación repetitiva, </w:t>
-      </w:r>
-      <w:r>
-        <w:rPr>
-          <w:rFonts w:ascii="Arial" w:hAnsi="Arial" w:cs="Arial"/>
-          <w:lang w:val="es-CL"/>
-        </w:rPr>
-        <w:lastRenderedPageBreak/>
-        <w:t>manteniendo revisión humana y una alternativa manual cuando no hay conectividad o confianza suficiente.</w:t>
+        <w:t xml:space="preserve"> se justifica por concentrar esos procesos y ofrecer trazabilidad por usuario, negocio y fecha. Su condición de PWA reduce la necesidad de distribuir aplicaciones nativas distintas. La utilidad del reconocimiento visual se concentra en evitar búsquedas o digitación repetitiva, manteniendo revisión humana y una alternativa manual cuando no hay conectividad o confianza suficiente.</w:t>
       </w:r>
     </w:p>
     <w:p>
       <w:pPr>
+        <w:spacing w:line="360" w:lineRule="auto"/>
+        <w:jc w:val="both"/>
         <w:rPr>
           <w:rFonts w:ascii="Arial" w:hAnsi="Arial" w:cs="Arial"/>
           <w:lang w:val="es-CL"/>
@@ -1704,6 +1719,8 @@
     <w:p>
       <w:pPr>
         <w:pStyle w:val="Heading1"/>
+        <w:spacing w:line="360" w:lineRule="auto"/>
+        <w:jc w:val="both"/>
         <w:rPr>
           <w:rFonts w:ascii="Arial" w:hAnsi="Arial" w:cs="Arial"/>
           <w:lang w:val="es-CL"/>
@@ -1737,6 +1754,8 @@
     </w:p>
     <w:p>
       <w:pPr>
+        <w:spacing w:line="360" w:lineRule="auto"/>
+        <w:jc w:val="both"/>
         <w:rPr>
           <w:rFonts w:ascii="Arial" w:hAnsi="Arial" w:cs="Arial"/>
           <w:lang w:val="es-CL"/>
@@ -1768,6 +1787,8 @@
     </w:p>
     <w:p>
       <w:pPr>
+        <w:spacing w:line="360" w:lineRule="auto"/>
+        <w:jc w:val="both"/>
         <w:rPr>
           <w:rFonts w:ascii="Arial" w:hAnsi="Arial" w:cs="Arial"/>
           <w:lang w:val="es-CL"/>
@@ -1784,6 +1805,8 @@
     <w:p>
       <w:pPr>
         <w:pStyle w:val="Heading1"/>
+        <w:spacing w:line="360" w:lineRule="auto"/>
+        <w:jc w:val="both"/>
         <w:rPr>
           <w:rFonts w:ascii="Arial" w:hAnsi="Arial" w:cs="Arial"/>
           <w:lang w:val="es-CL"/>
@@ -1817,6 +1840,8 @@
     </w:p>
     <w:p>
       <w:pPr>
+        <w:spacing w:line="360" w:lineRule="auto"/>
+        <w:jc w:val="both"/>
         <w:rPr>
           <w:rFonts w:ascii="Arial" w:hAnsi="Arial" w:cs="Arial"/>
           <w:lang w:val="es-CL"/>
@@ -1881,7 +1906,8 @@
           </w:tcPr>
           <w:p>
             <w:pPr>
-              <w:spacing w:after="0" w:line="252" w:lineRule="auto"/>
+              <w:spacing w:after="0" w:line="360" w:lineRule="auto"/>
+              <w:jc w:val="both"/>
               <w:rPr>
                 <w:rFonts w:ascii="Arial" w:hAnsi="Arial" w:cs="Arial"/>
               </w:rPr>
@@ -1896,6 +1922,7 @@
                 <w:sz w:val="19"/>
                 <w:szCs w:val="19"/>
               </w:rPr>
+              <w:lastRenderedPageBreak/>
               <w:t>Objetivo</w:t>
             </w:r>
             <w:proofErr w:type="spellEnd"/>
@@ -1909,7 +1936,8 @@
           </w:tcPr>
           <w:p>
             <w:pPr>
-              <w:spacing w:after="0" w:line="252" w:lineRule="auto"/>
+              <w:spacing w:after="0" w:line="360" w:lineRule="auto"/>
+              <w:jc w:val="both"/>
               <w:rPr>
                 <w:rFonts w:ascii="Arial" w:hAnsi="Arial" w:cs="Arial"/>
               </w:rPr>
@@ -1961,7 +1989,8 @@
           </w:tcPr>
           <w:p>
             <w:pPr>
-              <w:spacing w:after="0" w:line="252" w:lineRule="auto"/>
+              <w:spacing w:after="0" w:line="360" w:lineRule="auto"/>
+              <w:jc w:val="both"/>
               <w:rPr>
                 <w:rFonts w:ascii="Arial" w:hAnsi="Arial" w:cs="Arial"/>
               </w:rPr>
@@ -1995,7 +2024,8 @@
           </w:tcPr>
           <w:p>
             <w:pPr>
-              <w:spacing w:after="0" w:line="252" w:lineRule="auto"/>
+              <w:spacing w:after="0" w:line="360" w:lineRule="auto"/>
+              <w:jc w:val="both"/>
               <w:rPr>
                 <w:rFonts w:ascii="Arial" w:hAnsi="Arial" w:cs="Arial"/>
               </w:rPr>
@@ -2041,7 +2071,8 @@
           </w:tcPr>
           <w:p>
             <w:pPr>
-              <w:spacing w:after="0" w:line="252" w:lineRule="auto"/>
+              <w:spacing w:after="0" w:line="360" w:lineRule="auto"/>
+              <w:jc w:val="both"/>
               <w:rPr>
                 <w:rFonts w:ascii="Arial" w:hAnsi="Arial" w:cs="Arial"/>
                 <w:lang w:val="es-CL"/>
@@ -2079,7 +2110,8 @@
           </w:tcPr>
           <w:p>
             <w:pPr>
-              <w:spacing w:after="0" w:line="252" w:lineRule="auto"/>
+              <w:spacing w:after="0" w:line="360" w:lineRule="auto"/>
+              <w:jc w:val="both"/>
               <w:rPr>
                 <w:rFonts w:ascii="Arial" w:hAnsi="Arial" w:cs="Arial"/>
                 <w:lang w:val="es-CL"/>
@@ -2111,7 +2143,8 @@
           </w:tcPr>
           <w:p>
             <w:pPr>
-              <w:spacing w:after="0" w:line="252" w:lineRule="auto"/>
+              <w:spacing w:after="0" w:line="360" w:lineRule="auto"/>
+              <w:jc w:val="both"/>
               <w:rPr>
                 <w:rFonts w:ascii="Arial" w:hAnsi="Arial" w:cs="Arial"/>
               </w:rPr>
@@ -2157,7 +2190,8 @@
           </w:tcPr>
           <w:p>
             <w:pPr>
-              <w:spacing w:after="0" w:line="252" w:lineRule="auto"/>
+              <w:spacing w:after="0" w:line="360" w:lineRule="auto"/>
+              <w:jc w:val="both"/>
               <w:rPr>
                 <w:rFonts w:ascii="Arial" w:hAnsi="Arial" w:cs="Arial"/>
                 <w:lang w:val="es-CL"/>
@@ -2205,7 +2239,8 @@
           </w:tcPr>
           <w:p>
             <w:pPr>
-              <w:spacing w:after="0" w:line="252" w:lineRule="auto"/>
+              <w:spacing w:after="0" w:line="360" w:lineRule="auto"/>
+              <w:jc w:val="both"/>
               <w:rPr>
                 <w:rFonts w:ascii="Arial" w:hAnsi="Arial" w:cs="Arial"/>
               </w:rPr>
@@ -2246,7 +2281,8 @@
           </w:tcPr>
           <w:p>
             <w:pPr>
-              <w:spacing w:after="0" w:line="252" w:lineRule="auto"/>
+              <w:spacing w:after="0" w:line="360" w:lineRule="auto"/>
+              <w:jc w:val="both"/>
               <w:rPr>
                 <w:rFonts w:ascii="Arial" w:hAnsi="Arial" w:cs="Arial"/>
               </w:rPr>
@@ -2292,7 +2328,8 @@
           </w:tcPr>
           <w:p>
             <w:pPr>
-              <w:spacing w:after="0" w:line="252" w:lineRule="auto"/>
+              <w:spacing w:after="0" w:line="360" w:lineRule="auto"/>
+              <w:jc w:val="both"/>
               <w:rPr>
                 <w:rFonts w:ascii="Arial" w:hAnsi="Arial" w:cs="Arial"/>
                 <w:lang w:val="es-CL"/>
@@ -2318,7 +2355,8 @@
           </w:tcPr>
           <w:p>
             <w:pPr>
-              <w:spacing w:after="0" w:line="252" w:lineRule="auto"/>
+              <w:spacing w:after="0" w:line="360" w:lineRule="auto"/>
+              <w:jc w:val="both"/>
               <w:rPr>
                 <w:rFonts w:ascii="Arial" w:hAnsi="Arial" w:cs="Arial"/>
               </w:rPr>
@@ -2368,7 +2406,8 @@
           </w:tcPr>
           <w:p>
             <w:pPr>
-              <w:spacing w:after="0" w:line="252" w:lineRule="auto"/>
+              <w:spacing w:after="0" w:line="360" w:lineRule="auto"/>
+              <w:jc w:val="both"/>
               <w:rPr>
                 <w:rFonts w:ascii="Arial" w:hAnsi="Arial" w:cs="Arial"/>
               </w:rPr>
@@ -2414,7 +2453,8 @@
           </w:tcPr>
           <w:p>
             <w:pPr>
-              <w:spacing w:after="0" w:line="252" w:lineRule="auto"/>
+              <w:spacing w:after="0" w:line="360" w:lineRule="auto"/>
+              <w:jc w:val="both"/>
               <w:rPr>
                 <w:rFonts w:ascii="Arial" w:hAnsi="Arial" w:cs="Arial"/>
               </w:rPr>
@@ -2460,7 +2500,8 @@
           </w:tcPr>
           <w:p>
             <w:pPr>
-              <w:spacing w:after="0" w:line="252" w:lineRule="auto"/>
+              <w:spacing w:after="0" w:line="360" w:lineRule="auto"/>
+              <w:jc w:val="both"/>
               <w:rPr>
                 <w:rFonts w:ascii="Arial" w:hAnsi="Arial" w:cs="Arial"/>
                 <w:lang w:val="es-CL"/>
@@ -2504,7 +2545,8 @@
           </w:tcPr>
           <w:p>
             <w:pPr>
-              <w:spacing w:after="0" w:line="252" w:lineRule="auto"/>
+              <w:spacing w:after="0" w:line="360" w:lineRule="auto"/>
+              <w:jc w:val="both"/>
               <w:rPr>
                 <w:rFonts w:ascii="Arial" w:hAnsi="Arial" w:cs="Arial"/>
               </w:rPr>
@@ -2559,7 +2601,8 @@
           </w:tcPr>
           <w:p>
             <w:pPr>
-              <w:spacing w:after="0" w:line="252" w:lineRule="auto"/>
+              <w:spacing w:after="0" w:line="360" w:lineRule="auto"/>
+              <w:jc w:val="both"/>
               <w:rPr>
                 <w:rFonts w:ascii="Arial" w:hAnsi="Arial" w:cs="Arial"/>
                 <w:lang w:val="es-CL"/>
@@ -2585,7 +2628,8 @@
           </w:tcPr>
           <w:p>
             <w:pPr>
-              <w:spacing w:after="0" w:line="252" w:lineRule="auto"/>
+              <w:spacing w:after="0" w:line="360" w:lineRule="auto"/>
+              <w:jc w:val="both"/>
               <w:rPr>
                 <w:rFonts w:ascii="Arial" w:hAnsi="Arial" w:cs="Arial"/>
                 <w:lang w:val="es-CL"/>
@@ -2617,7 +2661,8 @@
           </w:tcPr>
           <w:p>
             <w:pPr>
-              <w:spacing w:after="0" w:line="252" w:lineRule="auto"/>
+              <w:spacing w:after="0" w:line="360" w:lineRule="auto"/>
+              <w:jc w:val="both"/>
               <w:rPr>
                 <w:rFonts w:ascii="Arial" w:hAnsi="Arial" w:cs="Arial"/>
               </w:rPr>
@@ -2663,7 +2708,8 @@
           </w:tcPr>
           <w:p>
             <w:pPr>
-              <w:spacing w:after="0" w:line="252" w:lineRule="auto"/>
+              <w:spacing w:after="0" w:line="360" w:lineRule="auto"/>
+              <w:jc w:val="both"/>
               <w:rPr>
                 <w:rFonts w:ascii="Arial" w:hAnsi="Arial" w:cs="Arial"/>
                 <w:lang w:val="es-CL"/>
@@ -2689,7 +2735,8 @@
           </w:tcPr>
           <w:p>
             <w:pPr>
-              <w:spacing w:after="0" w:line="252" w:lineRule="auto"/>
+              <w:spacing w:after="0" w:line="360" w:lineRule="auto"/>
+              <w:jc w:val="both"/>
               <w:rPr>
                 <w:rFonts w:ascii="Arial" w:hAnsi="Arial" w:cs="Arial"/>
                 <w:lang w:val="es-CL"/>
@@ -2721,7 +2768,8 @@
           </w:tcPr>
           <w:p>
             <w:pPr>
-              <w:spacing w:after="0" w:line="252" w:lineRule="auto"/>
+              <w:spacing w:after="0" w:line="360" w:lineRule="auto"/>
+              <w:jc w:val="both"/>
               <w:rPr>
                 <w:rFonts w:ascii="Arial" w:hAnsi="Arial" w:cs="Arial"/>
               </w:rPr>
@@ -2767,7 +2815,8 @@
           </w:tcPr>
           <w:p>
             <w:pPr>
-              <w:spacing w:after="0" w:line="252" w:lineRule="auto"/>
+              <w:spacing w:after="0" w:line="360" w:lineRule="auto"/>
+              <w:jc w:val="both"/>
               <w:rPr>
                 <w:rFonts w:ascii="Arial" w:hAnsi="Arial" w:cs="Arial"/>
                 <w:lang w:val="es-CL"/>
@@ -2805,7 +2854,8 @@
           </w:tcPr>
           <w:p>
             <w:pPr>
-              <w:spacing w:after="0" w:line="252" w:lineRule="auto"/>
+              <w:spacing w:after="0" w:line="360" w:lineRule="auto"/>
+              <w:jc w:val="both"/>
               <w:rPr>
                 <w:rFonts w:ascii="Arial" w:hAnsi="Arial" w:cs="Arial"/>
                 <w:lang w:val="es-CL"/>
@@ -2827,7 +2877,8 @@
     </w:tbl>
     <w:p>
       <w:pPr>
-        <w:spacing w:after="20"/>
+        <w:spacing w:after="20" w:line="360" w:lineRule="auto"/>
+        <w:jc w:val="both"/>
         <w:rPr>
           <w:rFonts w:ascii="Arial" w:hAnsi="Arial" w:cs="Arial"/>
           <w:lang w:val="es-CL"/>
@@ -2836,6 +2887,8 @@
     </w:p>
     <w:p>
       <w:pPr>
+        <w:spacing w:line="360" w:lineRule="auto"/>
+        <w:jc w:val="both"/>
         <w:rPr>
           <w:rFonts w:ascii="Arial" w:hAnsi="Arial" w:cs="Arial"/>
           <w:lang w:val="es-CL"/>
@@ -2868,6 +2921,8 @@
     <w:p>
       <w:pPr>
         <w:pStyle w:val="Heading1"/>
+        <w:spacing w:line="360" w:lineRule="auto"/>
+        <w:jc w:val="both"/>
         <w:rPr>
           <w:rFonts w:ascii="Arial" w:hAnsi="Arial" w:cs="Arial"/>
           <w:lang w:val="es-CL"/>
@@ -2879,7 +2934,6 @@
           <w:rFonts w:ascii="Arial" w:hAnsi="Arial" w:cs="Arial"/>
           <w:lang w:val="es-CL"/>
         </w:rPr>
-        <w:lastRenderedPageBreak/>
         <w:t xml:space="preserve">6 </w:t>
       </w:r>
       <w:proofErr w:type="gramStart"/>
@@ -2902,6 +2956,8 @@
     </w:p>
     <w:p>
       <w:pPr>
+        <w:spacing w:line="360" w:lineRule="auto"/>
+        <w:jc w:val="both"/>
         <w:rPr>
           <w:rFonts w:ascii="Arial" w:hAnsi="Arial" w:cs="Arial"/>
           <w:lang w:val="es-CL"/>
@@ -2965,6 +3021,8 @@
     </w:p>
     <w:p>
       <w:pPr>
+        <w:spacing w:line="360" w:lineRule="auto"/>
+        <w:jc w:val="both"/>
         <w:rPr>
           <w:rFonts w:ascii="Arial" w:hAnsi="Arial" w:cs="Arial"/>
           <w:lang w:val="es-CL"/>
@@ -3013,6 +3071,8 @@
     <w:p>
       <w:pPr>
         <w:pStyle w:val="Heading1"/>
+        <w:spacing w:line="360" w:lineRule="auto"/>
+        <w:jc w:val="both"/>
         <w:rPr>
           <w:rFonts w:ascii="Arial" w:hAnsi="Arial" w:cs="Arial"/>
           <w:lang w:val="es-CL"/>
@@ -3046,6 +3106,8 @@
     </w:p>
     <w:p>
       <w:pPr>
+        <w:spacing w:line="360" w:lineRule="auto"/>
+        <w:jc w:val="both"/>
         <w:rPr>
           <w:rFonts w:ascii="Arial" w:hAnsi="Arial" w:cs="Arial"/>
           <w:lang w:val="es-CL"/>
@@ -3088,7 +3150,15 @@
           <w:rFonts w:ascii="Arial" w:hAnsi="Arial" w:cs="Arial"/>
           <w:lang w:val="es-CL"/>
         </w:rPr>
-        <w:t xml:space="preserve"> Done. Al 03 de octubre existen capacidades técnicas cuya tarjeta aún no está cerrada. Los </w:t>
+        <w:t xml:space="preserve"> Done. Al 03 de octubre existen capacidades </w:t>
+      </w:r>
+      <w:r>
+        <w:rPr>
+          <w:rFonts w:ascii="Arial" w:hAnsi="Arial" w:cs="Arial"/>
+          <w:lang w:val="es-CL"/>
+        </w:rPr>
+        <w:lastRenderedPageBreak/>
+        <w:t xml:space="preserve">técnicas cuya tarjeta aún no está cerrada. Los </w:t>
       </w:r>
       <w:proofErr w:type="spellStart"/>
       <w:r>
@@ -3109,6 +3179,8 @@
     </w:p>
     <w:p>
       <w:pPr>
+        <w:spacing w:line="360" w:lineRule="auto"/>
+        <w:jc w:val="both"/>
         <w:rPr>
           <w:rFonts w:ascii="Arial" w:hAnsi="Arial" w:cs="Arial"/>
           <w:lang w:val="es-CL"/>
@@ -3125,6 +3197,8 @@
     <w:p>
       <w:pPr>
         <w:pStyle w:val="Heading1"/>
+        <w:spacing w:line="360" w:lineRule="auto"/>
+        <w:jc w:val="both"/>
         <w:rPr>
           <w:rFonts w:ascii="Arial" w:hAnsi="Arial" w:cs="Arial"/>
         </w:rPr>
@@ -3195,7 +3269,8 @@
           </w:tcPr>
           <w:p>
             <w:pPr>
-              <w:spacing w:after="0" w:line="252" w:lineRule="auto"/>
+              <w:spacing w:after="0" w:line="360" w:lineRule="auto"/>
+              <w:jc w:val="both"/>
               <w:rPr>
                 <w:rFonts w:ascii="Arial" w:hAnsi="Arial" w:cs="Arial"/>
               </w:rPr>
@@ -3221,7 +3296,8 @@
           </w:tcPr>
           <w:p>
             <w:pPr>
-              <w:spacing w:after="0" w:line="252" w:lineRule="auto"/>
+              <w:spacing w:after="0" w:line="360" w:lineRule="auto"/>
+              <w:jc w:val="both"/>
               <w:rPr>
                 <w:rFonts w:ascii="Arial" w:hAnsi="Arial" w:cs="Arial"/>
               </w:rPr>
@@ -3249,7 +3325,8 @@
           </w:tcPr>
           <w:p>
             <w:pPr>
-              <w:spacing w:after="0" w:line="252" w:lineRule="auto"/>
+              <w:spacing w:after="0" w:line="360" w:lineRule="auto"/>
+              <w:jc w:val="both"/>
               <w:rPr>
                 <w:rFonts w:ascii="Arial" w:hAnsi="Arial" w:cs="Arial"/>
               </w:rPr>
@@ -3307,7 +3384,8 @@
           </w:tcPr>
           <w:p>
             <w:pPr>
-              <w:spacing w:after="0" w:line="252" w:lineRule="auto"/>
+              <w:spacing w:after="0" w:line="360" w:lineRule="auto"/>
+              <w:jc w:val="both"/>
               <w:rPr>
                 <w:rFonts w:ascii="Arial" w:hAnsi="Arial" w:cs="Arial"/>
               </w:rPr>
@@ -3351,7 +3429,8 @@
           </w:tcPr>
           <w:p>
             <w:pPr>
-              <w:spacing w:after="0" w:line="252" w:lineRule="auto"/>
+              <w:spacing w:after="0" w:line="360" w:lineRule="auto"/>
+              <w:jc w:val="both"/>
               <w:rPr>
                 <w:rFonts w:ascii="Arial" w:hAnsi="Arial" w:cs="Arial"/>
               </w:rPr>
@@ -3417,7 +3496,8 @@
           </w:tcPr>
           <w:p>
             <w:pPr>
-              <w:spacing w:after="0" w:line="252" w:lineRule="auto"/>
+              <w:spacing w:after="0" w:line="360" w:lineRule="auto"/>
+              <w:jc w:val="both"/>
               <w:rPr>
                 <w:rFonts w:ascii="Arial" w:hAnsi="Arial" w:cs="Arial"/>
                 <w:lang w:val="es-CL"/>
@@ -3471,7 +3551,8 @@
           </w:tcPr>
           <w:p>
             <w:pPr>
-              <w:spacing w:after="0" w:line="252" w:lineRule="auto"/>
+              <w:spacing w:after="0" w:line="360" w:lineRule="auto"/>
+              <w:jc w:val="both"/>
               <w:rPr>
                 <w:rFonts w:ascii="Arial" w:hAnsi="Arial" w:cs="Arial"/>
               </w:rPr>
@@ -3517,7 +3598,8 @@
           </w:tcPr>
           <w:p>
             <w:pPr>
-              <w:spacing w:after="0" w:line="252" w:lineRule="auto"/>
+              <w:spacing w:after="0" w:line="360" w:lineRule="auto"/>
+              <w:jc w:val="both"/>
               <w:rPr>
                 <w:rFonts w:ascii="Arial" w:hAnsi="Arial" w:cs="Arial"/>
               </w:rPr>
@@ -3583,7 +3665,8 @@
           </w:tcPr>
           <w:p>
             <w:pPr>
-              <w:spacing w:after="0" w:line="252" w:lineRule="auto"/>
+              <w:spacing w:after="0" w:line="360" w:lineRule="auto"/>
+              <w:jc w:val="both"/>
               <w:rPr>
                 <w:rFonts w:ascii="Arial" w:hAnsi="Arial" w:cs="Arial"/>
                 <w:lang w:val="es-CL"/>
@@ -3615,7 +3698,8 @@
           </w:tcPr>
           <w:p>
             <w:pPr>
-              <w:spacing w:after="0" w:line="252" w:lineRule="auto"/>
+              <w:spacing w:after="0" w:line="360" w:lineRule="auto"/>
+              <w:jc w:val="both"/>
               <w:rPr>
                 <w:rFonts w:ascii="Arial" w:hAnsi="Arial" w:cs="Arial"/>
               </w:rPr>
@@ -3639,7 +3723,8 @@
           </w:tcPr>
           <w:p>
             <w:pPr>
-              <w:spacing w:after="0" w:line="252" w:lineRule="auto"/>
+              <w:spacing w:after="0" w:line="360" w:lineRule="auto"/>
+              <w:jc w:val="both"/>
               <w:rPr>
                 <w:rFonts w:ascii="Arial" w:hAnsi="Arial" w:cs="Arial"/>
               </w:rPr>
@@ -3685,7 +3770,8 @@
           </w:tcPr>
           <w:p>
             <w:pPr>
-              <w:spacing w:after="0" w:line="252" w:lineRule="auto"/>
+              <w:spacing w:after="0" w:line="360" w:lineRule="auto"/>
+              <w:jc w:val="both"/>
               <w:rPr>
                 <w:rFonts w:ascii="Arial" w:hAnsi="Arial" w:cs="Arial"/>
                 <w:lang w:val="es-CL"/>
@@ -3717,7 +3803,8 @@
           </w:tcPr>
           <w:p>
             <w:pPr>
-              <w:spacing w:after="0" w:line="252" w:lineRule="auto"/>
+              <w:spacing w:after="0" w:line="360" w:lineRule="auto"/>
+              <w:jc w:val="both"/>
               <w:rPr>
                 <w:rFonts w:ascii="Arial" w:hAnsi="Arial" w:cs="Arial"/>
               </w:rPr>
@@ -3763,7 +3850,8 @@
           </w:tcPr>
           <w:p>
             <w:pPr>
-              <w:spacing w:after="0" w:line="252" w:lineRule="auto"/>
+              <w:spacing w:after="0" w:line="360" w:lineRule="auto"/>
+              <w:jc w:val="both"/>
               <w:rPr>
                 <w:rFonts w:ascii="Arial" w:hAnsi="Arial" w:cs="Arial"/>
               </w:rPr>
@@ -3818,7 +3906,8 @@
           </w:tcPr>
           <w:p>
             <w:pPr>
-              <w:spacing w:after="0" w:line="252" w:lineRule="auto"/>
+              <w:spacing w:after="0" w:line="360" w:lineRule="auto"/>
+              <w:jc w:val="both"/>
               <w:rPr>
                 <w:rFonts w:ascii="Arial" w:hAnsi="Arial" w:cs="Arial"/>
                 <w:lang w:val="es-CL"/>
@@ -3850,7 +3939,8 @@
           </w:tcPr>
           <w:p>
             <w:pPr>
-              <w:spacing w:after="0" w:line="252" w:lineRule="auto"/>
+              <w:spacing w:after="0" w:line="360" w:lineRule="auto"/>
+              <w:jc w:val="both"/>
               <w:rPr>
                 <w:rFonts w:ascii="Arial" w:hAnsi="Arial" w:cs="Arial"/>
               </w:rPr>
@@ -3894,7 +3984,8 @@
           </w:tcPr>
           <w:p>
             <w:pPr>
-              <w:spacing w:after="0" w:line="252" w:lineRule="auto"/>
+              <w:spacing w:after="0" w:line="360" w:lineRule="auto"/>
+              <w:jc w:val="both"/>
               <w:rPr>
                 <w:rFonts w:ascii="Arial" w:hAnsi="Arial" w:cs="Arial"/>
               </w:rPr>
@@ -3940,7 +4031,8 @@
           </w:tcPr>
           <w:p>
             <w:pPr>
-              <w:spacing w:after="0" w:line="252" w:lineRule="auto"/>
+              <w:spacing w:after="0" w:line="360" w:lineRule="auto"/>
+              <w:jc w:val="both"/>
               <w:rPr>
                 <w:rFonts w:ascii="Arial" w:hAnsi="Arial" w:cs="Arial"/>
                 <w:lang w:val="es-CL"/>
@@ -3972,7 +4064,8 @@
           </w:tcPr>
           <w:p>
             <w:pPr>
-              <w:spacing w:after="0" w:line="252" w:lineRule="auto"/>
+              <w:spacing w:after="0" w:line="360" w:lineRule="auto"/>
+              <w:jc w:val="both"/>
               <w:rPr>
                 <w:rFonts w:ascii="Arial" w:hAnsi="Arial" w:cs="Arial"/>
               </w:rPr>
@@ -4018,7 +4111,8 @@
           </w:tcPr>
           <w:p>
             <w:pPr>
-              <w:spacing w:after="0" w:line="252" w:lineRule="auto"/>
+              <w:spacing w:after="0" w:line="360" w:lineRule="auto"/>
+              <w:jc w:val="both"/>
               <w:rPr>
                 <w:rFonts w:ascii="Arial" w:hAnsi="Arial" w:cs="Arial"/>
               </w:rPr>
@@ -4084,7 +4178,8 @@
           </w:tcPr>
           <w:p>
             <w:pPr>
-              <w:spacing w:after="0" w:line="252" w:lineRule="auto"/>
+              <w:spacing w:after="0" w:line="360" w:lineRule="auto"/>
+              <w:jc w:val="both"/>
               <w:rPr>
                 <w:rFonts w:ascii="Arial" w:hAnsi="Arial" w:cs="Arial"/>
               </w:rPr>
@@ -4135,7 +4230,8 @@
     </w:tbl>
     <w:p>
       <w:pPr>
-        <w:spacing w:after="20"/>
+        <w:spacing w:after="20" w:line="360" w:lineRule="auto"/>
+        <w:jc w:val="both"/>
         <w:rPr>
           <w:rFonts w:ascii="Arial" w:hAnsi="Arial" w:cs="Arial"/>
         </w:rPr>
@@ -4144,6 +4240,8 @@
     <w:p>
       <w:pPr>
         <w:pStyle w:val="Heading1"/>
+        <w:spacing w:line="360" w:lineRule="auto"/>
+        <w:jc w:val="both"/>
         <w:rPr>
           <w:rFonts w:ascii="Arial" w:hAnsi="Arial" w:cs="Arial"/>
         </w:rPr>
@@ -4195,6 +4293,8 @@
     </w:p>
     <w:p>
       <w:pPr>
+        <w:spacing w:line="360" w:lineRule="auto"/>
+        <w:jc w:val="both"/>
         <w:rPr>
           <w:rFonts w:ascii="Arial" w:hAnsi="Arial" w:cs="Arial"/>
           <w:lang w:val="es-CL"/>
@@ -4205,15 +4305,7 @@
           <w:rFonts w:ascii="Arial" w:hAnsi="Arial" w:cs="Arial"/>
           <w:lang w:val="es-CL"/>
         </w:rPr>
-        <w:t xml:space="preserve">Se considerará exitoso el incremento cuando los casos de aceptación seleccionados puedan repetirse y sus resultados coincidan con el estado de datos. Se requiere demostrar permisos, </w:t>
-      </w:r>
-      <w:r>
-        <w:rPr>
-          <w:rFonts w:ascii="Arial" w:hAnsi="Arial" w:cs="Arial"/>
-          <w:lang w:val="es-CL"/>
-        </w:rPr>
-        <w:lastRenderedPageBreak/>
-        <w:t xml:space="preserve">venta, stock y deuda con datos controlados. La prueba de restauración y la evaluación con usuarios deben registrarse como pendientes hasta ejecutarse. La existencia de un </w:t>
+        <w:t xml:space="preserve">Se considerará exitoso el incremento cuando los casos de aceptación seleccionados puedan repetirse y sus resultados coincidan con el estado de datos. Se requiere demostrar permisos, venta, stock y deuda con datos controlados. La prueba de restauración y la evaluación con usuarios deben registrarse como pendientes hasta ejecutarse. La existencia de un </w:t>
       </w:r>
       <w:proofErr w:type="spellStart"/>
       <w:r>
@@ -4234,6 +4326,8 @@
     </w:p>
     <w:p>
       <w:pPr>
+        <w:spacing w:line="360" w:lineRule="auto"/>
+        <w:jc w:val="both"/>
         <w:rPr>
           <w:rFonts w:ascii="Arial" w:hAnsi="Arial" w:cs="Arial"/>
           <w:lang w:val="es-CL"/>
@@ -4282,6 +4376,8 @@
     <w:p>
       <w:pPr>
         <w:pStyle w:val="Heading1"/>
+        <w:spacing w:line="360" w:lineRule="auto"/>
+        <w:jc w:val="both"/>
         <w:rPr>
           <w:rFonts w:ascii="Arial" w:hAnsi="Arial" w:cs="Arial"/>
           <w:lang w:val="es-CL"/>
@@ -4293,6 +4389,7 @@
           <w:rFonts w:ascii="Arial" w:hAnsi="Arial" w:cs="Arial"/>
           <w:lang w:val="es-CL"/>
         </w:rPr>
+        <w:lastRenderedPageBreak/>
         <w:t xml:space="preserve">10 </w:t>
       </w:r>
       <w:proofErr w:type="gramStart"/>
@@ -4308,6 +4405,8 @@
     </w:p>
     <w:p>
       <w:pPr>
+        <w:spacing w:line="360" w:lineRule="auto"/>
+        <w:jc w:val="both"/>
         <w:rPr>
           <w:rFonts w:ascii="Arial" w:hAnsi="Arial" w:cs="Arial"/>
           <w:lang w:val="es-CL"/>
@@ -4333,7 +4432,9 @@
     <w:p>
       <w:pPr>
         <w:keepLines/>
+        <w:spacing w:line="360" w:lineRule="auto"/>
         <w:ind w:left="432" w:hanging="432"/>
+        <w:jc w:val="both"/>
         <w:rPr>
           <w:rFonts w:ascii="Arial" w:hAnsi="Arial" w:cs="Arial"/>
           <w:lang w:val="es-CL"/>
@@ -4343,8 +4444,8 @@
       <w:bookmarkEnd w:id="11"/>
     </w:p>
     <w:sectPr>
-      <w:headerReference w:type="default" r:id="rId8"/>
-      <w:footerReference w:type="default" r:id="rId9"/>
+      <w:headerReference w:type="default" r:id="rId9"/>
+      <w:footerReference w:type="default" r:id="rId10"/>
       <w:pgSz w:w="12240" w:h="15840"/>
       <w:pgMar w:top="1195" w:right="1296" w:bottom="1195" w:left="1296" w:header="518" w:footer="518" w:gutter="0"/>
       <w:pgNumType w:start="1"/>
@@ -16659,6 +16760,10 @@
 </go:gDocsCustomXmlDataStorage>
 </file>
 
+<file path=customXml/item2.xml><?xml version="1.0" encoding="utf-8"?>
+<b:Sources xmlns:b="http://schemas.openxmlformats.org/officeDocument/2006/bibliography" xmlns="http://schemas.openxmlformats.org/officeDocument/2006/bibliography" SelectedStyle="\APASixthEditionOfficeOnline.xsl" StyleName="APA" Version="6"/>
+</file>
+
 <file path=customXml/itemProps1.xml><?xml version="1.0" encoding="utf-8"?>
 <ds:datastoreItem xmlns:ds="http://schemas.openxmlformats.org/officeDocument/2006/customXml" ds:itemID="{11111111-1234-1234-1234-123412341234}">
   <ds:schemaRefs>
@@ -16666,4 +16771,12 @@
     <ds:schemaRef ds:uri="http://schemas.openxmlformats.org/officeDocument/2006/relationships"/>
   </ds:schemaRefs>
 </ds:datastoreItem>
+</file>
+
+<file path=customXml/itemProps2.xml><?xml version="1.0" encoding="utf-8"?>
+<ds:datastoreItem xmlns:ds="http://schemas.openxmlformats.org/officeDocument/2006/customXml" ds:itemID="{0EACDE9A-184D-479E-81B2-2F98EF2E387F}">
+  <ds:schemaRefs>
+    <ds:schemaRef ds:uri="http://schemas.openxmlformats.org/officeDocument/2006/bibliography"/>
+  </ds:schemaRefs>
+</ds:datastoreItem>
 </file>